--- a/landing-page/program-detail/rushford-business-school/msc/06-msc-in-entrepreneurship-and-innovation.docx
+++ b/landing-page/program-detail/rushford-business-school/msc/06-msc-in-entrepreneurship-and-innovation.docx
@@ -336,7 +336,7 @@
     </w:p>
     <w:p>
       <w:r>
-        <w:t>This MSc blends management, finance, and business operations into the specific shape that new ventures need. Five core management courses come first, then ten specialization courses focused on venture creation, innovation, and the strategic and financial side of running something new, with a deliberate emphasis on planning, risk mitigation, and the investor conversations founders eventually have to hold.</w:t>
+        <w:t>This MSc blends management, finance, and business operations into the specific shape that new ventures need. Five core management courses come first, then ten specialisation courses focused on venture creation, innovation, and the strategic and financial side of running something new, with a deliberate emphasis on planning, risk mitigation, and the investor conversations founders eventually have to hold.</w:t>
       </w:r>
     </w:p>
     <w:p>
@@ -682,7 +682,7 @@
         <w:pStyle w:val="ListBullet"/>
       </w:pPr>
       <w:r>
-        <w:t>Ten specialization courses covering venture creation, innovation strategy, financial management of new and established firms, and opportunity development</w:t>
+        <w:t>Ten specialisation courses covering venture creation, innovation strategy, financial management of new and established firms, and opportunity development</w:t>
       </w:r>
     </w:p>
     <w:p>
@@ -959,7 +959,7 @@
     </w:p>
     <w:p>
       <w:r>
-        <w:t>UAE startups raised USD 2 billion across 218 deals in 2025, second in a MENA region that hit a record USD 7.5 billion. Investors are active; credible founders get noticed.</w:t>
+        <w:t>Venture capital keeps flowing into UAE startups year after year. Investors are active; credible founders get noticed.</w:t>
       </w:r>
     </w:p>
     <w:p>
@@ -972,7 +972,7 @@
     </w:p>
     <w:p>
       <w:r>
-        <w:t>Dubai captured 93% of UAE tech funding in the first half of 2025, and initiatives like the Unicorn 30 programme are accelerating frontier companies.</w:t>
+        <w:t>Dubai concentrates the UAE's startup ecosystem, and initiatives like the Unicorn 30 programme keep accelerating frontier companies.</w:t>
       </w:r>
     </w:p>
     <w:p>

--- a/landing-page/program-detail/rushford-business-school/msc/06-msc-in-entrepreneurship-and-innovation.docx
+++ b/landing-page/program-detail/rushford-business-school/msc/06-msc-in-entrepreneurship-and-innovation.docx
@@ -38,7 +38,7 @@
         <w:t xml:space="preserve">Meta Description: </w:t>
       </w:r>
       <w:r>
-        <w:t>12-month online MSc in Entrepreneurship and Innovation from Rushford Business School. 60 ECTS, AED instalments. Enquire now.</w:t>
+        <w:t>12-month online MSc in Entrepreneurship and Innovation from Rushford Business School. 60 ECTS, AED installments. Enquire now.</w:t>
       </w:r>
     </w:p>
     <w:p>
@@ -126,7 +126,7 @@
         <w:pStyle w:val="Heading2"/>
       </w:pPr>
       <w:r>
-        <w:t>Programme at a Glance</w:t>
+        <w:t>Program At A Glance</w:t>
       </w:r>
     </w:p>
     <w:tbl>
@@ -331,17 +331,17 @@
         <w:pStyle w:val="Heading2"/>
       </w:pPr>
       <w:r>
-        <w:t>Programme Overview</w:t>
+        <w:t>Program Overview</w:t>
       </w:r>
     </w:p>
     <w:p>
       <w:r>
-        <w:t>This MSc blends management, finance, and business operations into the specific shape that new ventures need. Five core management courses come first, then ten specialisation courses focused on venture creation, innovation, and the strategic and financial side of running something new, with a deliberate emphasis on planning, risk mitigation, and the investor conversations founders eventually have to hold.</w:t>
+        <w:t>This MSc blends management, finance, and business operations into the specific shape that new ventures need. Five core management courses come first, then ten specialization courses focused on venture creation, innovation, and the strategic and financial side of running something new, with a deliberate emphasis on planning, risk mitigation, and the investor conversations founders eventually have to hold.</w:t>
       </w:r>
     </w:p>
     <w:p>
       <w:r>
-        <w:t>It runs asynchronously on the e-Campus across twelve months, which suits founders who cannot stop building and managers who are asked to innovate inside companies that predate them (often by decades).</w:t>
+        <w:t>It runs asynchronously on the e-Campus across 12 months, which suits founders who cannot stop building and managers who are asked to innovate inside companies that predate them (often by decades).</w:t>
       </w:r>
     </w:p>
     <w:p>
@@ -349,7 +349,7 @@
         <w:pStyle w:val="Heading2"/>
       </w:pPr>
       <w:r>
-        <w:t>Why Choose This Programme</w:t>
+        <w:t>Why Choose This Program</w:t>
       </w:r>
     </w:p>
     <w:p>
@@ -362,7 +362,7 @@
     </w:p>
     <w:p>
       <w:r>
-        <w:t>Sixty ECTS in twelve months. Founders do not get eighteen.</w:t>
+        <w:t>60 ECTS in 12 months. Founders do not get 18.</w:t>
       </w:r>
     </w:p>
     <w:p>
@@ -388,7 +388,7 @@
     </w:p>
     <w:p>
       <w:r>
-        <w:t>The programme outcomes put risk mitigation and strategic planning at the centre, which is where most young companies bleed.</w:t>
+        <w:t>The program outcomes put risk mitigation and strategic planning at the center, which is where most young companies bleed.</w:t>
       </w:r>
     </w:p>
     <w:p>
@@ -401,7 +401,7 @@
     </w:p>
     <w:p>
       <w:r>
-        <w:t>Rushford Business School, Switzerland, awards the MSc. All fifteen courses run on the e-Campus.</w:t>
+        <w:t>Rushford Business School, Switzerland, awards the MSc. All 15 courses run on the e-Campus.</w:t>
       </w:r>
     </w:p>
     <w:p>
@@ -409,12 +409,12 @@
         <w:rPr>
           <w:b/>
         </w:rPr>
-        <w:t>Dirham instalments, interest-free</w:t>
+        <w:t>Dirham installments, interest-free</w:t>
       </w:r>
     </w:p>
     <w:p>
       <w:r>
-        <w:t>Monthly AED payments, agreed in writing before the programme begins.</w:t>
+        <w:t>Monthly AED payments, agreed in writing before the program begins.</w:t>
       </w:r>
     </w:p>
     <w:p>
@@ -606,7 +606,7 @@
         <w:pStyle w:val="Heading2"/>
       </w:pPr>
       <w:r>
-        <w:t>Programme Structure</w:t>
+        <w:t>Program Structure</w:t>
       </w:r>
     </w:p>
     <w:p>
@@ -616,7 +616,7 @@
     </w:p>
     <w:p>
       <w:r>
-        <w:t>Three blocks across fifteen courses: core management, the entrepreneurship and innovation foundation, and the leadership and research block.</w:t>
+        <w:t>Three blocks across 15 courses: core management, the entrepreneurship and innovation foundation, and the leadership and research block.</w:t>
       </w:r>
     </w:p>
     <w:p>
@@ -649,7 +649,7 @@
         <w:pStyle w:val="ListBullet"/>
       </w:pPr>
       <w:r>
-        <w:t>Organisational Behaviour</w:t>
+        <w:t>Organisational Behavior</w:t>
       </w:r>
     </w:p>
     <w:p>
@@ -682,7 +682,7 @@
         <w:pStyle w:val="ListBullet"/>
       </w:pPr>
       <w:r>
-        <w:t>Ten specialisation courses covering venture creation, innovation strategy, financial management of new and established firms, and opportunity development</w:t>
+        <w:t>Ten specialization courses covering venture creation, innovation strategy, financial management of new and established firms, and opportunity development</w:t>
       </w:r>
     </w:p>
     <w:p>
@@ -851,7 +851,7 @@
                 <w:b/>
                 <w:sz w:val="20"/>
               </w:rPr>
-              <w:t>Affordable instalments</w:t>
+              <w:t>Affordable installments</w:t>
             </w:r>
           </w:p>
         </w:tc>
@@ -922,7 +922,7 @@
               <w:rPr>
                 <w:sz w:val="20"/>
               </w:rPr>
-              <w:t>Enrolment done with you, one step at a time</w:t>
+              <w:t>Enrollment done with you, one step at a time</w:t>
             </w:r>
           </w:p>
         </w:tc>
@@ -972,7 +972,7 @@
     </w:p>
     <w:p>
       <w:r>
-        <w:t>Dubai concentrates the UAE's startup ecosystem, and initiatives like the Unicorn 30 programme keep accelerating frontier companies.</w:t>
+        <w:t>Dubai concentrates the UAE's startup ecosystem, and initiatives like the Unicorn 30 program keep accelerating frontier companies.</w:t>
       </w:r>
     </w:p>
     <w:p>
@@ -985,7 +985,7 @@
     </w:p>
     <w:p>
       <w:r>
-        <w:t>The programme is designed for intrapreneurs as well as founders, and large Gulf employers keep creating innovation roles with real budgets.</w:t>
+        <w:t>The program is designed for intrapreneurs as well as founders, and large Gulf employers keep creating innovation roles with real budgets.</w:t>
       </w:r>
     </w:p>
     <w:p>
@@ -993,12 +993,12 @@
         <w:rPr>
           <w:b/>
         </w:rPr>
-        <w:t>Twelve months matches founder patience</w:t>
+        <w:t>12 months matches founder patience</w:t>
       </w:r>
     </w:p>
     <w:p>
       <w:r>
-        <w:t>The target student for an entrepreneurship degree does not want to be a student for two years. This one finishes in twelve months.</w:t>
+        <w:t>The target student for an entrepreneurship degree does not want to be a student for 2 years. This one finishes in 12 months.</w:t>
       </w:r>
     </w:p>
     <w:p>
@@ -1011,7 +1011,7 @@
     </w:p>
     <w:p>
       <w:r>
-        <w:t>The programme's emphasis on planning and risk mitigation fits a market where most startup mortality is financial, not technical.</w:t>
+        <w:t>The program's emphasis on planning and risk mitigation fits a market where most startup mortality is financial, not technical.</w:t>
       </w:r>
     </w:p>
     <w:p>
@@ -1115,7 +1115,7 @@
                 <w:b/>
                 <w:sz w:val="20"/>
               </w:rPr>
-              <w:t>Monthly Instalments</w:t>
+              <w:t>Monthly Installments</w:t>
             </w:r>
           </w:p>
         </w:tc>
@@ -1200,7 +1200,7 @@
         <w:t xml:space="preserve">Request the fee structure: </w:t>
       </w:r>
       <w:r>
-        <w:t>Because fees shift with the intake and the ECTS version chosen, no fixed figure appears here. Admissions sends a personal breakdown on request, free and without obligation. Across our Master's programmes, totals usually sit between AED 16,000 and 40,000.</w:t>
+        <w:t>Because fees shift with the intake and the ECTS version chosen, no fixed figure appears here. Admissions sends a personal breakdown on request, free and without obligation. Across our Master's programs, totals usually sit between AED 16,000 and 40,000.</w:t>
       </w:r>
     </w:p>
     <w:sectPr>
